--- a/小野町_引継ぎ_整理済/08_協議会資料/小野町_協議会資料_交付金の評価結果と福島県の位置_20260925.docx
+++ b/小野町_引継ぎ_整理済/08_協議会資料/小野町_協議会資料_交付金の評価結果と福島県の位置_20260925.docx
@@ -4819,7 +4819,7 @@
               <w:rPr>
                 <w:sz w:val="17"/>
               </w:rPr>
-              <w:t>**見える化システムの地域差指数と令和7年度調査で分析済み。**要介護認定率の地域差指数1.24（県内2位）、第1号被保険者1人あたり給付月額1.08（県内中位）</w:t>
+              <w:t>**見える化システムの地域差指数と令和7年度調査で分析済み。**要介護認定率の地域差指数1.24（令和7年3月末の合計認定率は県内2位）、第1号被保険者1人あたり給付月額1.08（県内中位）</w:t>
             </w:r>
           </w:p>
         </w:tc>
@@ -4860,7 +4860,7 @@
               <w:rPr>
                 <w:sz w:val="17"/>
               </w:rPr>
-              <w:t>**未設定。**成果指標42件はいずれも全体を対象としている</w:t>
+              <w:t>**未設定。**成果指標48件はいずれも全体を対象としている</w:t>
             </w:r>
           </w:p>
         </w:tc>
@@ -4901,7 +4901,7 @@
               <w:rPr>
                 <w:sz w:val="17"/>
               </w:rPr>
-              <w:t>**未分離。**成果指標42件は両者が混在している</w:t>
+              <w:t>**未分離。**成果指標48件は両者が混在している</w:t>
             </w:r>
           </w:p>
         </w:tc>
@@ -4942,7 +4942,7 @@
               <w:rPr>
                 <w:sz w:val="17"/>
               </w:rPr>
-              <w:t>**42件のうち38件が【協議会で設定】のまま**</w:t>
+              <w:t>**48件のうち40件が【協議会で設定】のまま**</w:t>
             </w:r>
           </w:p>
         </w:tc>
